--- a/docs/aic/提交材料-学科交叉/禾衡-粮食生产气候风险归因决策系统-技术方案.docx
+++ b/docs/aic/提交材料-学科交叉/禾衡-粮食生产气候风险归因决策系统-技术方案.docx
@@ -5774,7 +5774,7 @@
               </w:rPr>
             </w:pPr>
             <w:r>
-              <w:t xml:space="preserve">单点真值校验（某主产省某年，实际单产 4615 kg/ha）</w:t>
+              <w:t xml:space="preserve">模型侧耗时实测（本机 CPU）</w:t>
             </w:r>
           </w:p>
         </w:tc>
@@ -5793,47 +5793,47 @@
               </w:rPr>
             </w:pPr>
             <w:r>
+              <w:t xml:space="preserve">单次预测（标准化 + XGBoost 推理）1.87 ms（5 次均值，区间 1.59—2.18 ms）；含 11 次扰动归因的整轮模型侧计算 19.8 ms</w:t>
+            </w:r>
+          </w:p>
+        </w:tc>
+      </w:tr>
+      <w:tr>
+        <w:tc>
+          <w:tcPr>
+            <w:tcW w:w="4235" w:type="dxa"/>
+            <w:shd w:val="clear" w:color="auto" w:fill="F5F7FA"/>
+            <w:vAlign w:val="center"/>
+          </w:tcPr>
+          <w:p>
+            <w:pPr>
+              <w:jc w:val="both"/>
+              <w:spacing w:before="30" w:after="30" w:line="280" w:lineRule="auto"/>
+              <w:rPr>
+                <w:sz w:val="18"/>
+              </w:rPr>
+            </w:pPr>
+            <w:r>
+              <w:t xml:space="preserve">单点真值校验（某主产省某年，实际单产 4615 kg/ha）</w:t>
+            </w:r>
+          </w:p>
+        </w:tc>
+        <w:tc>
+          <w:tcPr>
+            <w:tcW w:w="5176" w:type="dxa"/>
+            <w:shd w:val="clear" w:color="auto" w:fill="F5F7FA"/>
+            <w:vAlign w:val="center"/>
+          </w:tcPr>
+          <w:p>
+            <w:pPr>
+              <w:jc w:val="both"/>
+              <w:spacing w:before="30" w:after="30" w:line="280" w:lineRule="auto"/>
+              <w:rPr>
+                <w:sz w:val="18"/>
+              </w:rPr>
+            </w:pPr>
+            <w:r>
               <w:t xml:space="preserve">XGBoost 4387.5（−227.5）；LSTM 4173.5（−441.6）；Attention-LSTM 4657.6（+42.6）</w:t>
-            </w:r>
-          </w:p>
-        </w:tc>
-      </w:tr>
-      <w:tr>
-        <w:tc>
-          <w:tcPr>
-            <w:tcW w:w="4235" w:type="dxa"/>
-            <w:shd w:val="clear" w:color="auto" w:fill="F5F7FA"/>
-            <w:vAlign w:val="center"/>
-          </w:tcPr>
-          <w:p>
-            <w:pPr>
-              <w:jc w:val="both"/>
-              <w:spacing w:before="30" w:after="30" w:line="280" w:lineRule="auto"/>
-              <w:rPr>
-                <w:sz w:val="18"/>
-              </w:rPr>
-            </w:pPr>
-            <w:r>
-              <w:t xml:space="preserve">无障碍</w:t>
-            </w:r>
-          </w:p>
-        </w:tc>
-        <w:tc>
-          <w:tcPr>
-            <w:tcW w:w="5176" w:type="dxa"/>
-            <w:shd w:val="clear" w:color="auto" w:fill="F5F7FA"/>
-            <w:vAlign w:val="center"/>
-          </w:tcPr>
-          <w:p>
-            <w:pPr>
-              <w:jc w:val="both"/>
-              <w:spacing w:before="30" w:after="30" w:line="280" w:lineRule="auto"/>
-              <w:rPr>
-                <w:sz w:val="18"/>
-              </w:rPr>
-            </w:pPr>
-            <w:r>
-              <w:t xml:space="preserve">WCAG 2.2 AA 达标</w:t>
             </w:r>
           </w:p>
         </w:tc>
@@ -5854,7 +5854,7 @@
               </w:rPr>
             </w:pPr>
             <w:r>
-              <w:t xml:space="preserve">安全响应头</w:t>
+              <w:t xml:space="preserve">无障碍</w:t>
             </w:r>
           </w:p>
         </w:tc>
@@ -5862,6 +5862,46 @@
           <w:tcPr>
             <w:tcW w:w="5176" w:type="dxa"/>
             <w:shd w:val="clear" w:color="auto" w:fill="FFFFFF"/>
+            <w:vAlign w:val="center"/>
+          </w:tcPr>
+          <w:p>
+            <w:pPr>
+              <w:jc w:val="both"/>
+              <w:spacing w:before="30" w:after="30" w:line="280" w:lineRule="auto"/>
+              <w:rPr>
+                <w:sz w:val="18"/>
+              </w:rPr>
+            </w:pPr>
+            <w:r>
+              <w:t xml:space="preserve">WCAG 2.2 AA 达标</w:t>
+            </w:r>
+          </w:p>
+        </w:tc>
+      </w:tr>
+      <w:tr>
+        <w:tc>
+          <w:tcPr>
+            <w:tcW w:w="4235" w:type="dxa"/>
+            <w:shd w:val="clear" w:color="auto" w:fill="F5F7FA"/>
+            <w:vAlign w:val="center"/>
+          </w:tcPr>
+          <w:p>
+            <w:pPr>
+              <w:jc w:val="both"/>
+              <w:spacing w:before="30" w:after="30" w:line="280" w:lineRule="auto"/>
+              <w:rPr>
+                <w:sz w:val="18"/>
+              </w:rPr>
+            </w:pPr>
+            <w:r>
+              <w:t xml:space="preserve">安全响应头</w:t>
+            </w:r>
+          </w:p>
+        </w:tc>
+        <w:tc>
+          <w:tcPr>
+            <w:tcW w:w="5176" w:type="dxa"/>
+            <w:shd w:val="clear" w:color="auto" w:fill="F5F7FA"/>
             <w:vAlign w:val="center"/>
           </w:tcPr>
           <w:p>
@@ -5902,7 +5942,28 @@
         <w:t xml:space="preserve">不作为空间外推证据</w:t>
       </w:r>
       <w:r>
-        <w:t xml:space="preserve">。</w:t>
+        <w:t xml:space="preserve">。 模型侧耗时实测的计时口径：在本机 CPU 环境（Python 3.13、XGBoost 2.1）预热后连续计时 5 次取均值，复算对象是后端</w:t>
+      </w:r>
+      <w:r>
+        <w:t xml:space="preserve">/api/predict</w:t>
+      </w:r>
+      <w:r>
+        <w:t xml:space="preserve">的模型侧计算路径（参数映射 → 标准化 → 预测，外加 11 次逐特征扰动归因），</w:t>
+      </w:r>
+      <w:r>
+        <w:rPr>
+          <w:b/>
+        </w:rPr>
+        <w:t xml:space="preserve">不含 HTTP 往返与前端渲染</w:t>
+      </w:r>
+      <w:r>
+        <w:t xml:space="preserve">；服务端为普通云主机部署，因此"单次推理 &lt; 2 秒"的表述留有充分余量。计时脚本见仓库</w:t>
+      </w:r>
+      <w:r>
+        <w:t xml:space="preserve">scripts/aic/bench_inference.py</w:t>
+      </w:r>
+      <w:r>
+        <w:t xml:space="preserve">，可复跑。</w:t>
       </w:r>
     </w:p>
     <w:p>

--- a/docs/aic/提交材料-学科交叉/禾衡-粮食生产气候风险归因决策系统-技术方案.docx
+++ b/docs/aic/提交材料-学科交叉/禾衡-粮食生产气候风险归因决策系统-技术方案.docx
@@ -207,7 +207,7 @@
           <w:sz w:val="18"/>
           <w:szCs w:val="18"/>
         </w:rPr>
-        <w:t xml:space="preserve">本材料已按大赛要求匿名化处理：不含参赛团队所在学校名称、标识与指导教师信息。</w:t>
+        <w:t xml:space="preserve">本材料已按大赛要求完成匿名化处理，不含任何单位与个人身份信息。</w:t>
       </w:r>
     </w:p>
     <w:p>
@@ -1506,41 +1506,26 @@
               </w:rPr>
             </w:pPr>
             <w:r>
-              <w:rPr>
-                <w:b/>
-              </w:rPr>
-              <w:t xml:space="preserve">省级</w:t>
-            </w:r>
-            <w:r>
-              <w:t xml:space="preserve">：统计（产量与投入）、气象（气温/降水/日照/SPEI）、遥感（MODIS NDVI 与地表温度，按耕地像元加权）、致灾与空间（旱灾/水灾面积、省域矢量）；</w:t>
-            </w:r>
-            <w:r>
-              <w:rPr>
-                <w:b/>
-              </w:rPr>
-              <w:t xml:space="preserve">县级</w:t>
-            </w:r>
-            <w:r>
-              <w:t xml:space="preserve">：县域统计年鉴、TerraClimate 4.6 km 气候格网、SPEIbase 0.5°、县级行政区划</w:t>
-            </w:r>
-          </w:p>
-        </w:tc>
-        <w:tc>
-          <w:tcPr>
-            <w:tcW w:w="3137" w:type="dxa"/>
-            <w:shd w:val="clear" w:color="auto" w:fill="F5F7FA"/>
-            <w:vAlign w:val="center"/>
-          </w:tcPr>
-          <w:p>
-            <w:pPr>
-              <w:jc w:val="both"/>
-              <w:spacing w:before="30" w:after="30" w:line="280" w:lineRule="auto"/>
-              <w:rPr>
-                <w:sz w:val="18"/>
-              </w:rPr>
-            </w:pPr>
-            <w:r>
-              <w:t xml:space="preserve">缺失值插值 → 时空对齐 → Z-score → 省级 403 × 27 面板；县级 14,388 × 36（其中 16 维气候特征入模）</w:t>
+              <w:t xml:space="preserve">统计、气象、遥感、致灾/空间四源数据时空对齐；构建省级与县级两级平衡面板</w:t>
+            </w:r>
+          </w:p>
+        </w:tc>
+        <w:tc>
+          <w:tcPr>
+            <w:tcW w:w="3137" w:type="dxa"/>
+            <w:shd w:val="clear" w:color="auto" w:fill="F5F7FA"/>
+            <w:vAlign w:val="center"/>
+          </w:tcPr>
+          <w:p>
+            <w:pPr>
+              <w:jc w:val="both"/>
+              <w:spacing w:before="30" w:after="30" w:line="280" w:lineRule="auto"/>
+              <w:rPr>
+                <w:sz w:val="18"/>
+              </w:rPr>
+            </w:pPr>
+            <w:r>
+              <w:t xml:space="preserve">省级 403 × 27；县级 14,388 × 36（16 维气候入模）</w:t>
             </w:r>
           </w:p>
         </w:tc>
@@ -1580,26 +1565,26 @@
               </w:rPr>
             </w:pPr>
             <w:r>
-              <w:t xml:space="preserve">XGBoost-SHAP（横截面边际贡献）、LSTM（时序拟合参照）、Attention-LSTM（11 维 gating 权重）、三协议交叉验证、消融实验</w:t>
-            </w:r>
-          </w:p>
-        </w:tc>
-        <w:tc>
-          <w:tcPr>
-            <w:tcW w:w="3137" w:type="dxa"/>
-            <w:shd w:val="clear" w:color="auto" w:fill="FFFFFF"/>
-            <w:vAlign w:val="center"/>
-          </w:tcPr>
-          <w:p>
-            <w:pPr>
-              <w:jc w:val="both"/>
-              <w:spacing w:before="30" w:after="30" w:line="280" w:lineRule="auto"/>
-              <w:rPr>
-                <w:sz w:val="18"/>
-              </w:rPr>
-            </w:pPr>
-            <w:r>
-              <w:t xml:space="preserve">模型文件 + 归因结果 + 鲁棒性报告</w:t>
+              <w:t xml:space="preserve">省级三模型互补归因、县级 CLIMG-XGB；三协议交叉验证与消融</w:t>
+            </w:r>
+          </w:p>
+        </w:tc>
+        <w:tc>
+          <w:tcPr>
+            <w:tcW w:w="3137" w:type="dxa"/>
+            <w:shd w:val="clear" w:color="auto" w:fill="FFFFFF"/>
+            <w:vAlign w:val="center"/>
+          </w:tcPr>
+          <w:p>
+            <w:pPr>
+              <w:jc w:val="both"/>
+              <w:spacing w:before="30" w:after="30" w:line="280" w:lineRule="auto"/>
+              <w:rPr>
+                <w:sz w:val="18"/>
+              </w:rPr>
+            </w:pPr>
+            <w:r>
+              <w:t xml:space="preserve">模型文件、SHAP 归因、稳健性报告</w:t>
             </w:r>
           </w:p>
         </w:tc>
@@ -1639,26 +1624,85 @@
               </w:rPr>
             </w:pPr>
             <w:r>
-              <w:t xml:space="preserve">REST API（推理与归因）+ Web 前端 8 模块</w:t>
-            </w:r>
-          </w:p>
-        </w:tc>
-        <w:tc>
-          <w:tcPr>
-            <w:tcW w:w="3137" w:type="dxa"/>
-            <w:shd w:val="clear" w:color="auto" w:fill="F5F7FA"/>
-            <w:vAlign w:val="center"/>
-          </w:tcPr>
-          <w:p>
-            <w:pPr>
-              <w:jc w:val="both"/>
-              <w:spacing w:before="30" w:after="30" w:line="280" w:lineRule="auto"/>
-              <w:rPr>
-                <w:sz w:val="18"/>
-              </w:rPr>
-            </w:pPr>
-            <w:r>
-              <w:t xml:space="preserve">可视化决策支持系统</w:t>
+              <w:t xml:space="preserve">Flask REST API 统一封装预测、县级查询与知识检索</w:t>
+            </w:r>
+          </w:p>
+        </w:tc>
+        <w:tc>
+          <w:tcPr>
+            <w:tcW w:w="3137" w:type="dxa"/>
+            <w:shd w:val="clear" w:color="auto" w:fill="F5F7FA"/>
+            <w:vAlign w:val="center"/>
+          </w:tcPr>
+          <w:p>
+            <w:pPr>
+              <w:jc w:val="both"/>
+              <w:spacing w:before="30" w:after="30" w:line="280" w:lineRule="auto"/>
+              <w:rPr>
+                <w:sz w:val="18"/>
+              </w:rPr>
+            </w:pPr>
+            <w:r>
+              <w:t xml:space="preserve">前端可调用的服务接口</w:t>
+            </w:r>
+          </w:p>
+        </w:tc>
+      </w:tr>
+      <w:tr>
+        <w:tc>
+          <w:tcPr>
+            <w:tcW w:w="3137" w:type="dxa"/>
+            <w:shd w:val="clear" w:color="auto" w:fill="FFFFFF"/>
+            <w:vAlign w:val="center"/>
+          </w:tcPr>
+          <w:p>
+            <w:pPr>
+              <w:jc w:val="both"/>
+              <w:spacing w:before="30" w:after="30" w:line="280" w:lineRule="auto"/>
+              <w:rPr>
+                <w:sz w:val="18"/>
+              </w:rPr>
+            </w:pPr>
+            <w:r>
+              <w:t xml:space="preserve">展示层</w:t>
+            </w:r>
+          </w:p>
+        </w:tc>
+        <w:tc>
+          <w:tcPr>
+            <w:tcW w:w="3137" w:type="dxa"/>
+            <w:shd w:val="clear" w:color="auto" w:fill="FFFFFF"/>
+            <w:vAlign w:val="center"/>
+          </w:tcPr>
+          <w:p>
+            <w:pPr>
+              <w:jc w:val="both"/>
+              <w:spacing w:before="30" w:after="30" w:line="280" w:lineRule="auto"/>
+              <w:rPr>
+                <w:sz w:val="18"/>
+              </w:rPr>
+            </w:pPr>
+            <w:r>
+              <w:t xml:space="preserve">8 个 Web 模块覆盖总览、地图、归因、情景、路径、监控与助手</w:t>
+            </w:r>
+          </w:p>
+        </w:tc>
+        <w:tc>
+          <w:tcPr>
+            <w:tcW w:w="3137" w:type="dxa"/>
+            <w:shd w:val="clear" w:color="auto" w:fill="FFFFFF"/>
+            <w:vAlign w:val="center"/>
+          </w:tcPr>
+          <w:p>
+            <w:pPr>
+              <w:jc w:val="both"/>
+              <w:spacing w:before="30" w:after="30" w:line="280" w:lineRule="auto"/>
+              <w:rPr>
+                <w:sz w:val="18"/>
+              </w:rPr>
+            </w:pPr>
+            <w:r>
+              <w:t xml:space="preserve">科研与管理决策界面</w:t>
             </w:r>
           </w:p>
         </w:tc>
@@ -1670,6 +1714,116 @@
         <w:jc w:val="left"/>
         <w:spacing w:before="0" w:after="40" w:line="320" w:lineRule="auto"/>
       </w:pPr>
+    </w:p>
+    <w:p>
+      <w:pPr>
+        <w:pStyle w:val="Body"/>
+        <w:jc w:val="both"/>
+        <w:spacing w:before="0" w:after="80" w:line="320" w:lineRule="auto"/>
+      </w:pPr>
+      <w:r>
+        <w:rPr>
+          <w:b/>
+        </w:rPr>
+        <w:t xml:space="preserve">数据层</w:t>
+      </w:r>
+      <w:r>
+        <w:t xml:space="preserve">把统计年鉴、地面气象、遥感与致灾/空间四类数据统一到“省份—年度”和“县域—年度”两个口径：省级面板保留 11 维入模特征，县级面板只保留 16 维纯气候特征。县级层主动剔除播种面积与省—年共享常量，是因为总产量方差约 92% 可由播种面积解释，保留规模项会把“规模解释规模”误记为气候解释力。两级面板均无缺失，分别得到 403 与 14,388 个样本。</w:t>
+      </w:r>
+    </w:p>
+    <w:p>
+      <w:pPr>
+        <w:pStyle w:val="Body"/>
+        <w:jc w:val="both"/>
+        <w:spacing w:before="0" w:after="80" w:line="320" w:lineRule="auto"/>
+      </w:pPr>
+      <w:r>
+        <w:rPr>
+          <w:b/>
+        </w:rPr>
+        <w:t xml:space="preserve">算法层</w:t>
+      </w:r>
+      <w:r>
+        <w:t xml:space="preserve">沿两条链路并行：省级用 XGBoost-SHAP、LSTM 与 Attention-LSTM 做互补归因，县级用 CLIMG-XGB 与 SHAP 输出单县归因。两条链路的结果都要经过 random 8:2、leave-province-out、leave-year-out、permutation null 与 bootstrap 的稳健性检查，才能进入服务层。</w:t>
+      </w:r>
+    </w:p>
+    <w:p>
+      <w:pPr>
+        <w:pStyle w:val="Body"/>
+        <w:jc w:val="both"/>
+        <w:spacing w:before="0" w:after="80" w:line="320" w:lineRule="auto"/>
+      </w:pPr>
+      <w:r>
+        <w:rPr>
+          <w:b/>
+        </w:rPr>
+        <w:t xml:space="preserve">应用层</w:t>
+      </w:r>
+      <w:r>
+        <w:t xml:space="preserve">由 Flask REST API 统一封装预测、县级查询与知识检索，模型文件和 SHAP 产物以只读方式供接口调用；</w:t>
+      </w:r>
+      <w:r>
+        <w:rPr>
+          <w:b/>
+        </w:rPr>
+        <w:t xml:space="preserve">展示层</w:t>
+      </w:r>
+      <w:r>
+        <w:t xml:space="preserve">把接口组织成 8 个模块，省级 5 个、县级与辅助 3 个。四层之间只通过面板、模型产物与 HTTP 接口耦合，任一层替换都不改变其他层的输入输出契约。图 1 给出四层之间的数据流向与模块归属。</w:t>
+      </w:r>
+    </w:p>
+    <w:p>
+      <w:pPr>
+        <w:jc w:val="center"/>
+        <w:spacing w:before="60" w:after="40"/>
+      </w:pPr>
+      <w:r>
+        <w:drawing>
+          <wp:inline distT="0" distB="0" distL="0" distR="0">
+            <wp:extent cx="5976000" cy="4581600"/>
+            <wp:docPr id="1" name="image1.png"/>
+            <a:graphic xmlns:a="http://schemas.openxmlformats.org/drawingml/2006/main">
+              <a:graphicData uri="http://schemas.openxmlformats.org/drawingml/2006/main/picture">
+                <pic:pic xmlns:pic="http://schemas.openxmlformats.org/drawingml/2006/picture">
+                  <pic:nvPicPr>
+                    <pic:cNvPr id="1" name="image1.png"/>
+                    <pic:cNvPicPr/>
+                  </pic:nvPicPr>
+                  <pic:blipFill>
+                    <a:blip r:embed="rId11"/>
+                    <a:stretch>
+                      <a:fillRect/>
+                    </a:stretch>
+                  </pic:blipFill>
+                  <pic:spPr>
+                    <a:xfrm>
+                      <a:off x="0" y="0"/>
+                      <a:ext cx="5976000" cy="4581600"/>
+                    </a:xfrm>
+                    <a:prstGeom prst="rect">
+                      <a:avLst/>
+                    </a:prstGeom>
+                  </pic:spPr>
+                </pic:pic>
+              </a:graphicData>
+            </a:graphic>
+          </wp:inline>
+        </w:drawing>
+      </w:r>
+    </w:p>
+    <w:p>
+      <w:pPr>
+        <w:pStyle w:val="Caption"/>
+        <w:jc w:val="center"/>
+        <w:spacing w:before="0" w:after="80" w:line="320" w:lineRule="auto"/>
+      </w:pPr>
+      <w:r>
+        <w:rPr>
+          <w:sz w:val="18"/>
+          <w:szCs w:val="18"/>
+        </w:rPr>
+        <w:t xml:space="preserve">图 1　系统总体架构：省级与县级两级面板进入互补归因与多协议验证，经统一 REST API 支撑八个决策模块</w:t>
+      </w:r>
     </w:p>
     <w:p>
       <w:pPr>
@@ -6015,59 +6169,6 @@
       </w:r>
       <w:r>
         <w:t xml:space="preserve">（10 主产省 1,199 县，逐县逐年气候归因与偏离轨迹）。</w:t>
-      </w:r>
-    </w:p>
-    <w:p>
-      <w:pPr>
-        <w:jc w:val="center"/>
-        <w:spacing w:before="60" w:after="40"/>
-      </w:pPr>
-      <w:r>
-        <w:drawing>
-          <wp:inline distT="0" distB="0" distL="0" distR="0">
-            <wp:extent cx="5976000" cy="3361500"/>
-            <wp:docPr id="1" name="image1.png"/>
-            <a:graphic xmlns:a="http://schemas.openxmlformats.org/drawingml/2006/main">
-              <a:graphicData uri="http://schemas.openxmlformats.org/drawingml/2006/main/picture">
-                <pic:pic xmlns:pic="http://schemas.openxmlformats.org/drawingml/2006/picture">
-                  <pic:nvPicPr>
-                    <pic:cNvPr id="1" name="image1.png"/>
-                    <pic:cNvPicPr/>
-                  </pic:nvPicPr>
-                  <pic:blipFill>
-                    <a:blip r:embed="rId11"/>
-                    <a:stretch>
-                      <a:fillRect/>
-                    </a:stretch>
-                  </pic:blipFill>
-                  <pic:spPr>
-                    <a:xfrm>
-                      <a:off x="0" y="0"/>
-                      <a:ext cx="5976000" cy="3361500"/>
-                    </a:xfrm>
-                    <a:prstGeom prst="rect">
-                      <a:avLst/>
-                    </a:prstGeom>
-                  </pic:spPr>
-                </pic:pic>
-              </a:graphicData>
-            </a:graphic>
-          </wp:inline>
-        </w:drawing>
-      </w:r>
-    </w:p>
-    <w:p>
-      <w:pPr>
-        <w:pStyle w:val="Caption"/>
-        <w:jc w:val="center"/>
-        <w:spacing w:before="0" w:after="80" w:line="320" w:lineRule="auto"/>
-      </w:pPr>
-      <w:r>
-        <w:rPr>
-          <w:sz w:val="18"/>
-          <w:szCs w:val="18"/>
-        </w:rPr>
-        <w:t xml:space="preserve">图 1　系统总览（M00）：关键指标、三模型互补归因结构与四源数据清单，右侧为口径与边界集中披露区</w:t>
       </w:r>
     </w:p>
     <w:p>
@@ -6120,7 +6221,60 @@
           <w:sz w:val="18"/>
           <w:szCs w:val="18"/>
         </w:rPr>
-        <w:t xml:space="preserve">图 2　县级风险地图（M07）：1,199 个县级单元的气候异常地图、单县逐年偏离轨迹与当年归因 Top 6（含方向稳定性标记）</w:t>
+        <w:t xml:space="preserve">图 2　系统总览（M00）：关键指标、三模型互补归因结构与四源数据清单，右侧为口径与边界集中披露区</w:t>
+      </w:r>
+    </w:p>
+    <w:p>
+      <w:pPr>
+        <w:jc w:val="center"/>
+        <w:spacing w:before="60" w:after="40"/>
+      </w:pPr>
+      <w:r>
+        <w:drawing>
+          <wp:inline distT="0" distB="0" distL="0" distR="0">
+            <wp:extent cx="5976000" cy="3361500"/>
+            <wp:docPr id="3" name="image3.png"/>
+            <a:graphic xmlns:a="http://schemas.openxmlformats.org/drawingml/2006/main">
+              <a:graphicData uri="http://schemas.openxmlformats.org/drawingml/2006/main/picture">
+                <pic:pic xmlns:pic="http://schemas.openxmlformats.org/drawingml/2006/picture">
+                  <pic:nvPicPr>
+                    <pic:cNvPr id="3" name="image3.png"/>
+                    <pic:cNvPicPr/>
+                  </pic:nvPicPr>
+                  <pic:blipFill>
+                    <a:blip r:embed="rId13"/>
+                    <a:stretch>
+                      <a:fillRect/>
+                    </a:stretch>
+                  </pic:blipFill>
+                  <pic:spPr>
+                    <a:xfrm>
+                      <a:off x="0" y="0"/>
+                      <a:ext cx="5976000" cy="3361500"/>
+                    </a:xfrm>
+                    <a:prstGeom prst="rect">
+                      <a:avLst/>
+                    </a:prstGeom>
+                  </pic:spPr>
+                </pic:pic>
+              </a:graphicData>
+            </a:graphic>
+          </wp:inline>
+        </w:drawing>
+      </w:r>
+    </w:p>
+    <w:p>
+      <w:pPr>
+        <w:pStyle w:val="Caption"/>
+        <w:jc w:val="center"/>
+        <w:spacing w:before="0" w:after="80" w:line="320" w:lineRule="auto"/>
+      </w:pPr>
+      <w:r>
+        <w:rPr>
+          <w:sz w:val="18"/>
+          <w:szCs w:val="18"/>
+        </w:rPr>
+        <w:t xml:space="preserve">图 3　县级风险地图（M07）：1,199 个县级单元的气候异常地图、单县逐年偏离轨迹与当年归因 Top 6（含方向稳定性标记）</w:t>
       </w:r>
     </w:p>
     <w:p>

--- a/docs/aic/提交材料-学科交叉/禾衡-粮食生产气候风险归因决策系统-技术方案.docx
+++ b/docs/aic/提交材料-学科交叉/禾衡-粮食生产气候风险归因决策系统-技术方案.docx
@@ -491,26 +491,26 @@
               </w:rPr>
             </w:pPr>
             <w:r>
-              <w:t xml:space="preserve">建立跨算法归因互补的分析框架，并公开报告多协议验证结果</w:t>
-            </w:r>
-          </w:p>
-        </w:tc>
-        <w:tc>
-          <w:tcPr>
-            <w:tcW w:w="3137" w:type="dxa"/>
-            <w:shd w:val="clear" w:color="auto" w:fill="FFFFFF"/>
-            <w:vAlign w:val="center"/>
-          </w:tcPr>
-          <w:p>
-            <w:pPr>
-              <w:jc w:val="both"/>
-              <w:spacing w:before="30" w:after="30" w:line="280" w:lineRule="auto"/>
-              <w:rPr>
-                <w:sz w:val="18"/>
-              </w:rPr>
-            </w:pPr>
-            <w:r>
-              <w:t xml:space="preserve">三模型互补归因；random 8:2 / leave-year-out / leave-province-out 三协议并行披露</w:t>
+              <w:t xml:space="preserve">建立跨算法归因对照与多协议验证的分析框架，并公开报告结果</w:t>
+            </w:r>
+          </w:p>
+        </w:tc>
+        <w:tc>
+          <w:tcPr>
+            <w:tcW w:w="3137" w:type="dxa"/>
+            <w:shd w:val="clear" w:color="auto" w:fill="FFFFFF"/>
+            <w:vAlign w:val="center"/>
+          </w:tcPr>
+          <w:p>
+            <w:pPr>
+              <w:jc w:val="both"/>
+              <w:spacing w:before="30" w:after="30" w:line="280" w:lineRule="auto"/>
+              <w:rPr>
+                <w:sz w:val="18"/>
+              </w:rPr>
+            </w:pPr>
+            <w:r>
+              <w:t xml:space="preserve">三模型对照归因；random 8:2 / leave-year-out / leave-province-out 三协议并行披露</w:t>
             </w:r>
           </w:p>
         </w:tc>
@@ -1565,7 +1565,7 @@
               </w:rPr>
             </w:pPr>
             <w:r>
-              <w:t xml:space="preserve">省级三模型互补归因、县级 CLIMG-XGB；三协议交叉验证与消融</w:t>
+              <w:t xml:space="preserve">省级三模型对照归因、县级 CLIMG-XGB；三协议交叉验证与消融</w:t>
             </w:r>
           </w:p>
         </w:tc>
@@ -1744,7 +1744,7 @@
         <w:t xml:space="preserve">算法层</w:t>
       </w:r>
       <w:r>
-        <w:t xml:space="preserve">沿两条链路并行：省级用 XGBoost-SHAP、LSTM 与 Attention-LSTM 做互补归因，县级用 CLIMG-XGB 与 SHAP 输出单县归因。两条链路的结果都要经过 random 8:2、leave-province-out、leave-year-out、permutation null 与 bootstrap 的稳健性检查，才能进入服务层。</w:t>
+        <w:t xml:space="preserve">沿两条链路并行：省级用 XGBoost-SHAP、LSTM 与 Attention-LSTM 做归因对照，县级用 CLIMG-XGB 与 SHAP 输出单县归因。两条链路的结果都要经过 random 8:2、leave-province-out、leave-year-out、permutation null 与 bootstrap 的稳健性检查，才能进入服务层。</w:t>
       </w:r>
     </w:p>
     <w:p>
@@ -1822,7 +1822,7 @@
           <w:sz w:val="18"/>
           <w:szCs w:val="18"/>
         </w:rPr>
-        <w:t xml:space="preserve">图 1　系统总体架构：省级与县级两级面板进入互补归因与多协议验证，经统一 REST API 支撑八个决策模块</w:t>
+        <w:t xml:space="preserve">图 1　系统总体架构：省级与县级两级面板进入分层归因与多协议验证，经统一 REST API 支撑八个决策模块</w:t>
       </w:r>
     </w:p>
     <w:p>
@@ -2668,7 +2668,7 @@
         <w:spacing w:before="0" w:after="80" w:line="320" w:lineRule="auto"/>
       </w:pPr>
       <w:r>
-        <w:t xml:space="preserve">α 满足 Σα = 1，因此可与 SHAP 排名直接做等级相关对照——这是"互补归因"可比性的技术前提。</w:t>
+        <w:t xml:space="preserve">α 满足 Σα = 1，因此可与 SHAP 排名做等级对照。但注意力权重会随随机种子和输入样本变化，必须先做种子稳定性检验，不能把单次排序直接当成稳定结论。</w:t>
       </w:r>
     </w:p>
     <w:p>
@@ -2872,7 +2872,7 @@
               </w:rPr>
             </w:pPr>
             <w:r>
-              <w:t xml:space="preserve">时间外推（已见省份的未来年份）</w:t>
+              <w:t xml:space="preserve">年份内插（留出一年，已见省份）</w:t>
             </w:r>
           </w:p>
         </w:tc>
@@ -3008,7 +3008,7 @@
         <w:t xml:space="preserve">ICC = 0.9710（95% CI [0.9496, 0.9805]）</w:t>
       </w:r>
       <w:r>
-        <w:t xml:space="preserve">，即约 97% 的总方差由省份基线差异贡献；LRT 对比混合效应与混合 OLS：LR = 741.59，p ≈ 1.35×10⁻¹⁶³。11 维固定效应中 4 项显著（机械化率、化肥投入、旱灾面积、水灾面积），NDVI 的 β 不显著（p = 0.570）。</w:t>
+        <w:t xml:space="preserve">，约 97% 总方差来自省份基线；LR = 741.59。固定效应中 4 项显著（机械化率、化肥、旱灾、水灾），NDVI 不显著（p = 0.570）。</w:t>
       </w:r>
     </w:p>
     <w:p>
@@ -3024,16 +3024,16 @@
         <w:t xml:space="preserve">本模块的学科价值</w:t>
       </w:r>
       <w:r>
-        <w:t xml:space="preserve">：它把"机器学习给了一个高分"翻译成农学与统计学都能接受的结论——</w:t>
+        <w:t xml:space="preserve">：它把高分翻译成可检验的结论——</w:t>
       </w:r>
       <w:r>
         <w:rPr>
           <w:b/>
         </w:rPr>
-        <w:t xml:space="preserve">R² = 0.907 测的是省内因子相对重要性识别能力，不是跨省气候-产量映射能力</w:t>
-      </w:r>
-      <w:r>
-        <w:t xml:space="preserve">。这一自我校核是本作品与常见"刷榜式"AI 应用最本质的区别。</w:t>
+        <w:t xml:space="preserve">0.907 测的是省内因子相对重要性，不是跨省气候—产量映射</w:t>
+      </w:r>
+      <w:r>
+        <w:t xml:space="preserve">。这是本作品与"刷榜式"AI 应用的区别。</w:t>
       </w:r>
     </w:p>
     <w:p>
@@ -3178,7 +3178,7 @@
               </w:rPr>
             </w:pPr>
             <w:r>
-              <w:t xml:space="preserve">全局指标、数据覆盖、模型卡片入口</w:t>
+              <w:t xml:space="preserve">全局指标、数据覆盖、模型卡入口</w:t>
             </w:r>
           </w:p>
         </w:tc>
@@ -3237,7 +3237,7 @@
               </w:rPr>
             </w:pPr>
             <w:r>
-              <w:t xml:space="preserve">31 省 × 13 年风险等级地图 + 时间轴 + 省级历史曲线</w:t>
+              <w:t xml:space="preserve">31 省 × 13 年风险地图与历史曲线</w:t>
             </w:r>
           </w:p>
         </w:tc>
@@ -3296,7 +3296,7 @@
               </w:rPr>
             </w:pPr>
             <w:r>
-              <w:t xml:space="preserve">全局重要性 + 单省瀑布分解 + 蜂群图 + 交互依赖</w:t>
+              <w:t xml:space="preserve">全局重要性、单省瀑布与交互依赖</w:t>
             </w:r>
           </w:p>
         </w:tc>
@@ -3355,41 +3355,26 @@
               </w:rPr>
             </w:pPr>
             <w:r>
-              <w:rPr>
-                <w:b/>
-              </w:rPr>
-              <w:t xml:space="preserve">风险情景</w:t>
-            </w:r>
-            <w:r>
-              <w:t xml:space="preserve">：5 维干预参数 → 风险分；</w:t>
-            </w:r>
-            <w:r>
-              <w:rPr>
-                <w:b/>
-              </w:rPr>
-              <w:t xml:space="preserve">玉米长势</w:t>
-            </w:r>
-            <w:r>
-              <w:t xml:space="preserve">：778 个玉米主产县 × 4 维情景参数 → 相对长势指数 GSI（常年=100）</w:t>
-            </w:r>
-          </w:p>
-        </w:tc>
-        <w:tc>
-          <w:tcPr>
-            <w:tcW w:w="3137" w:type="dxa"/>
-            <w:shd w:val="clear" w:color="auto" w:fill="FFFFFF"/>
-            <w:vAlign w:val="center"/>
-          </w:tcPr>
-          <w:p>
-            <w:pPr>
-              <w:jc w:val="both"/>
-              <w:spacing w:before="30" w:after="30" w:line="280" w:lineRule="auto"/>
-              <w:rPr>
-                <w:sz w:val="18"/>
-              </w:rPr>
-            </w:pPr>
-            <w:r>
-              <w:t xml:space="preserve">反事实推演、区域长势对比</w:t>
+              <w:t xml:space="preserve">风险情景 5 维；玉米长势 778 县 × 4 维（GSI）</w:t>
+            </w:r>
+          </w:p>
+        </w:tc>
+        <w:tc>
+          <w:tcPr>
+            <w:tcW w:w="3137" w:type="dxa"/>
+            <w:shd w:val="clear" w:color="auto" w:fill="FFFFFF"/>
+            <w:vAlign w:val="center"/>
+          </w:tcPr>
+          <w:p>
+            <w:pPr>
+              <w:jc w:val="both"/>
+              <w:spacing w:before="30" w:after="30" w:line="280" w:lineRule="auto"/>
+              <w:rPr>
+                <w:sz w:val="18"/>
+              </w:rPr>
+            </w:pPr>
+            <w:r>
+              <w:t xml:space="preserve">反事实推演、非产量预报</w:t>
             </w:r>
           </w:p>
         </w:tc>
@@ -3429,7 +3414,7 @@
               </w:rPr>
             </w:pPr>
             <w:r>
-              <w:t xml:space="preserve">12 条白箱规则引擎 × 三阶段（0-1 / 1-3 / 3-5 年）输出省级差异化路径</w:t>
+              <w:t xml:space="preserve">12 条白箱规则 × 三阶段，输出省级路径</w:t>
             </w:r>
           </w:p>
         </w:tc>
@@ -3606,26 +3591,26 @@
               </w:rPr>
             </w:pPr>
             <w:r>
-              <w:t xml:space="preserve">10 主产省 1,199 县的逐年气候归因地图 + 单县偏离轨迹 + 空间粒度递进体检屏</w:t>
-            </w:r>
-          </w:p>
-        </w:tc>
-        <w:tc>
-          <w:tcPr>
-            <w:tcW w:w="3137" w:type="dxa"/>
-            <w:shd w:val="clear" w:color="auto" w:fill="FFFFFF"/>
-            <w:vAlign w:val="center"/>
-          </w:tcPr>
-          <w:p>
-            <w:pPr>
-              <w:jc w:val="both"/>
-              <w:spacing w:before="30" w:after="30" w:line="280" w:lineRule="auto"/>
-              <w:rPr>
-                <w:sz w:val="18"/>
-              </w:rPr>
-            </w:pPr>
-            <w:r>
-              <w:t xml:space="preserve">跨尺度归因对比与粒度递进证据呈现</w:t>
+              <w:t xml:space="preserve">1,199 县逐年气候归因与粒度体检</w:t>
+            </w:r>
+          </w:p>
+        </w:tc>
+        <w:tc>
+          <w:tcPr>
+            <w:tcW w:w="3137" w:type="dxa"/>
+            <w:shd w:val="clear" w:color="auto" w:fill="FFFFFF"/>
+            <w:vAlign w:val="center"/>
+          </w:tcPr>
+          <w:p>
+            <w:pPr>
+              <w:jc w:val="both"/>
+              <w:spacing w:before="30" w:after="30" w:line="280" w:lineRule="auto"/>
+              <w:rPr>
+                <w:sz w:val="18"/>
+              </w:rPr>
+            </w:pPr>
+            <w:r>
+              <w:t xml:space="preserve">跨尺度归因对比与证据呈现</w:t>
             </w:r>
           </w:p>
         </w:tc>
@@ -3637,16 +3622,6 @@
         <w:jc w:val="left"/>
         <w:spacing w:before="0" w:after="40" w:line="320" w:lineRule="auto"/>
       </w:pPr>
-    </w:p>
-    <w:p>
-      <w:pPr>
-        <w:pStyle w:val="Body"/>
-        <w:jc w:val="both"/>
-        <w:spacing w:before="0" w:after="80" w:line="320" w:lineRule="auto"/>
-      </w:pPr>
-      <w:r>
-        <w:t xml:space="preserve">玉米长势页签固定作物为玉米，按东北春玉米 / 黄淮海夏玉米 / 西南春玉米三套物候参数推演；输出的是相对长势指数，不是产量预报。</w:t>
-      </w:r>
     </w:p>
     <w:p>
       <w:pPr>
@@ -4027,7 +4002,7 @@
         <w:t xml:space="preserve">方法论可迁移</w:t>
       </w:r>
       <w:r>
-        <w:t xml:space="preserve">：三模型互补归因 + 三协议披露的框架与具体作物无关，可迁移到其他作物、其他区域、其他"气候—生产"研究议题；</w:t>
+        <w:t xml:space="preserve">：三模型对照归因 + 三协议披露的框架与具体作物无关，可迁移到其他作物、其他区域、其他"气候—生产"研究议题；</w:t>
       </w:r>
     </w:p>
     <w:p>
@@ -5111,7 +5086,7 @@
               </w:rPr>
             </w:pPr>
             <w:r>
-              <w:t xml:space="preserve">从单一全局重要性排序，扩展为"边际贡献 × gating 偏好 × 区域分化"三层结构</w:t>
+              <w:t xml:space="preserve">从单一全局重要性排序，扩展为"边际贡献 × 对照视角 × 区域分化"三层结构</w:t>
             </w:r>
           </w:p>
         </w:tc>
@@ -5338,7 +5313,7 @@
         <w:t xml:space="preserve">（2）方法成果。</w:t>
       </w:r>
       <w:r>
-        <w:t xml:space="preserve">三模型互补归因架构的实证结果：</w:t>
+        <w:t xml:space="preserve">双层归因架构的实证结果：</w:t>
       </w:r>
     </w:p>
     <w:tbl>
@@ -5454,7 +5429,7 @@
               </w:rPr>
             </w:pPr>
             <w:r>
-              <w:t xml:space="preserve">横截面边际贡献</w:t>
+              <w:t xml:space="preserve">省级横截面</w:t>
             </w:r>
           </w:p>
         </w:tc>
@@ -5492,66 +5467,125 @@
               </w:rPr>
             </w:pPr>
             <w:r>
-              <w:t xml:space="preserve">NDVI &gt; Prec &gt; Temp</w:t>
-            </w:r>
-          </w:p>
-        </w:tc>
-      </w:tr>
-      <w:tr>
-        <w:tc>
-          <w:tcPr>
-            <w:tcW w:w="3137" w:type="dxa"/>
-            <w:shd w:val="clear" w:color="auto" w:fill="FFFFFF"/>
-            <w:vAlign w:val="center"/>
-          </w:tcPr>
-          <w:p>
-            <w:pPr>
-              <w:jc w:val="both"/>
-              <w:spacing w:before="30" w:after="30" w:line="280" w:lineRule="auto"/>
-              <w:rPr>
-                <w:sz w:val="18"/>
-              </w:rPr>
-            </w:pPr>
-            <w:r>
-              <w:t xml:space="preserve">时序内部偏好</w:t>
-            </w:r>
-          </w:p>
-        </w:tc>
-        <w:tc>
-          <w:tcPr>
-            <w:tcW w:w="3137" w:type="dxa"/>
-            <w:shd w:val="clear" w:color="auto" w:fill="FFFFFF"/>
-            <w:vAlign w:val="center"/>
-          </w:tcPr>
-          <w:p>
-            <w:pPr>
-              <w:jc w:val="both"/>
-              <w:spacing w:before="30" w:after="30" w:line="280" w:lineRule="auto"/>
-              <w:rPr>
-                <w:sz w:val="18"/>
-              </w:rPr>
-            </w:pPr>
-            <w:r>
-              <w:t xml:space="preserve">Attention-LSTM（平均 softmax attention）</w:t>
-            </w:r>
-          </w:p>
-        </w:tc>
-        <w:tc>
-          <w:tcPr>
-            <w:tcW w:w="3137" w:type="dxa"/>
-            <w:shd w:val="clear" w:color="auto" w:fill="FFFFFF"/>
-            <w:vAlign w:val="center"/>
-          </w:tcPr>
-          <w:p>
-            <w:pPr>
-              <w:jc w:val="both"/>
-              <w:spacing w:before="30" w:after="30" w:line="280" w:lineRule="auto"/>
-              <w:rPr>
-                <w:sz w:val="18"/>
-              </w:rPr>
-            </w:pPr>
-            <w:r>
-              <w:t xml:space="preserve">Drou_A &gt; SPEI &gt; Temp</w:t>
+              <w:t xml:space="preserve">NDVI &gt; Temp &gt; Prec</w:t>
+            </w:r>
+          </w:p>
+        </w:tc>
+      </w:tr>
+      <w:tr>
+        <w:tc>
+          <w:tcPr>
+            <w:tcW w:w="3137" w:type="dxa"/>
+            <w:shd w:val="clear" w:color="auto" w:fill="FFFFFF"/>
+            <w:vAlign w:val="center"/>
+          </w:tcPr>
+          <w:p>
+            <w:pPr>
+              <w:jc w:val="both"/>
+              <w:spacing w:before="30" w:after="30" w:line="280" w:lineRule="auto"/>
+              <w:rPr>
+                <w:sz w:val="18"/>
+              </w:rPr>
+            </w:pPr>
+            <w:r>
+              <w:t xml:space="preserve">县级主归因</w:t>
+            </w:r>
+          </w:p>
+        </w:tc>
+        <w:tc>
+          <w:tcPr>
+            <w:tcW w:w="3137" w:type="dxa"/>
+            <w:shd w:val="clear" w:color="auto" w:fill="FFFFFF"/>
+            <w:vAlign w:val="center"/>
+          </w:tcPr>
+          <w:p>
+            <w:pPr>
+              <w:jc w:val="both"/>
+              <w:spacing w:before="30" w:after="30" w:line="280" w:lineRule="auto"/>
+              <w:rPr>
+                <w:sz w:val="18"/>
+              </w:rPr>
+            </w:pPr>
+            <w:r>
+              <w:t xml:space="preserve">CLIMG-XGB + SHAP</w:t>
+            </w:r>
+          </w:p>
+        </w:tc>
+        <w:tc>
+          <w:tcPr>
+            <w:tcW w:w="3137" w:type="dxa"/>
+            <w:shd w:val="clear" w:color="auto" w:fill="FFFFFF"/>
+            <w:vAlign w:val="center"/>
+          </w:tcPr>
+          <w:p>
+            <w:pPr>
+              <w:jc w:val="both"/>
+              <w:spacing w:before="30" w:after="30" w:line="280" w:lineRule="auto"/>
+              <w:rPr>
+                <w:sz w:val="18"/>
+              </w:rPr>
+            </w:pPr>
+            <w:r>
+              <w:t xml:space="preserve">16 维气候特征，逐县归因</w:t>
+            </w:r>
+          </w:p>
+        </w:tc>
+      </w:tr>
+      <w:tr>
+        <w:tc>
+          <w:tcPr>
+            <w:tcW w:w="3137" w:type="dxa"/>
+            <w:shd w:val="clear" w:color="auto" w:fill="F5F7FA"/>
+            <w:vAlign w:val="center"/>
+          </w:tcPr>
+          <w:p>
+            <w:pPr>
+              <w:jc w:val="both"/>
+              <w:spacing w:before="30" w:after="30" w:line="280" w:lineRule="auto"/>
+              <w:rPr>
+                <w:sz w:val="18"/>
+              </w:rPr>
+            </w:pPr>
+            <w:r>
+              <w:t xml:space="preserve">注意力对照</w:t>
+            </w:r>
+          </w:p>
+        </w:tc>
+        <w:tc>
+          <w:tcPr>
+            <w:tcW w:w="3137" w:type="dxa"/>
+            <w:shd w:val="clear" w:color="auto" w:fill="F5F7FA"/>
+            <w:vAlign w:val="center"/>
+          </w:tcPr>
+          <w:p>
+            <w:pPr>
+              <w:jc w:val="both"/>
+              <w:spacing w:before="30" w:after="30" w:line="280" w:lineRule="auto"/>
+              <w:rPr>
+                <w:sz w:val="18"/>
+              </w:rPr>
+            </w:pPr>
+            <w:r>
+              <w:t xml:space="preserve">Attention-LSTM（10 种子均值）</w:t>
+            </w:r>
+          </w:p>
+        </w:tc>
+        <w:tc>
+          <w:tcPr>
+            <w:tcW w:w="3137" w:type="dxa"/>
+            <w:shd w:val="clear" w:color="auto" w:fill="F5F7FA"/>
+            <w:vAlign w:val="center"/>
+          </w:tcPr>
+          <w:p>
+            <w:pPr>
+              <w:jc w:val="both"/>
+              <w:spacing w:before="30" w:after="30" w:line="280" w:lineRule="auto"/>
+              <w:rPr>
+                <w:sz w:val="18"/>
+              </w:rPr>
+            </w:pPr>
+            <w:r>
+              <w:t xml:space="preserve">Flood_A &gt; Mech &gt; Temp</w:t>
             </w:r>
           </w:p>
         </w:tc>
@@ -5571,25 +5605,16 @@
         <w:spacing w:before="0" w:after="80" w:line="320" w:lineRule="auto"/>
       </w:pPr>
       <w:r>
-        <w:t xml:space="preserve">两套排名的 Spearman ρ =</w:t>
+        <w:t xml:space="preserve">两套排序的 Top-3 仅"平均气温"一项重合（1/3）。更关键的是，10 个种子的 Attention Top-3 高度分散：NDVI、Temp、Mech、Sun 各只出现 4 次。</w:t>
       </w:r>
       <w:r>
         <w:rPr>
           <w:b/>
         </w:rPr>
-        <w:t xml:space="preserve">−0.055（p = 0.873）</w:t>
-      </w:r>
-      <w:r>
-        <w:t xml:space="preserve">，Top-3 仅"平均气温"一项重合（1/3）。</w:t>
-      </w:r>
-      <w:r>
-        <w:rPr>
-          <w:b/>
-        </w:rPr>
-        <w:t xml:space="preserve">这不是"验证失败"，而是两类方法回答不同科学问题的实证证据</w:t>
-      </w:r>
-      <w:r>
-        <w:t xml:space="preserve">：SHAP 回答"去掉该特征预测误差变化多少"，Attention 回答"模型主动把权重放在哪里"。该差异本身构成方法论产出，并直接支撑"单一归因方法不足以支撑政策结论"的主张。</w:t>
+        <w:t xml:space="preserve">因此我们不把单个种子的注意力排序当作稳定结论，也不把早期基于代表种子计算的 Spearman ρ = −0.055 作为主证据。</w:t>
+      </w:r>
+      <w:r>
+        <w:t xml:space="preserve">Attention 在这里承担诊断角色，回答"模型这一次把权重放在哪里"；政策排序以可复现的 SHAP 与县级迁移实验为准。这个稳定性检查本身也是方法学产出。</w:t>
       </w:r>
     </w:p>
     <w:p>
@@ -5686,7 +5711,7 @@
                 <w:color w:val="FFFFFF"/>
                 <w:b/>
               </w:rPr>
-              <w:t xml:space="preserve">空间外推（跨单元）</w:t>
+              <w:t xml:space="preserve">空间迁移（跨单元）</w:t>
             </w:r>
           </w:p>
         </w:tc>
@@ -5709,7 +5734,7 @@
                 <w:color w:val="FFFFFF"/>
                 <w:b/>
               </w:rPr>
-              <w:t xml:space="preserve">时间外推（跨年份）</w:t>
+              <w:t xml:space="preserve">时间方向（跨年份）</w:t>
             </w:r>
           </w:p>
         </w:tc>
@@ -5768,7 +5793,7 @@
               </w:rPr>
             </w:pPr>
             <w:r>
-              <w:t xml:space="preserve">留一年 +0.894</w:t>
+              <w:t xml:space="preserve">留一年 +0.894（年份内插）</w:t>
             </w:r>
           </w:p>
         </w:tc>
@@ -6246,7 +6271,7 @@
           <w:sz w:val="18"/>
           <w:szCs w:val="18"/>
         </w:rPr>
-        <w:t xml:space="preserve">图 2　系统总览（M00）：关键指标、三模型互补归因结构与四源数据清单，右侧为口径与边界集中披露区</w:t>
+        <w:t xml:space="preserve">图 2　系统总览（M00）：关键指标、三模型对照归因结构与四源数据清单，右侧为口径与边界集中披露区</w:t>
       </w:r>
     </w:p>
     <w:p>
@@ -6900,17 +6925,17 @@
           <w:sz w:val="18"/>
           <w:szCs w:val="18"/>
         </w:rPr>
-        <w:t xml:space="preserve">图 5　三套验证协议下的 XGBoost 表现：随机 8:2、留一年外推与留一省外推</w:t>
-      </w:r>
-    </w:p>
-    <w:p>
-      <w:pPr>
-        <w:pStyle w:val="Body"/>
-        <w:jc w:val="both"/>
-        <w:spacing w:before="0" w:after="80" w:line="320" w:lineRule="auto"/>
-      </w:pPr>
-      <w:r>
-        <w:t xml:space="preserve">左、中两根柱体对应"已见省份"的拟合与时间外推能力，右侧柱体为严格留一省外推的中位表现。把这三种协议放在同一张图上，是为了让"模型能用在哪"先于"精度有多高"被读出来。</w:t>
+        <w:t xml:space="preserve">图 5　三套验证协议下的 XGBoost 表现：随机 8:2、留一年内插与留一省外推</w:t>
+      </w:r>
+    </w:p>
+    <w:p>
+      <w:pPr>
+        <w:pStyle w:val="Body"/>
+        <w:jc w:val="both"/>
+        <w:spacing w:before="0" w:after="80" w:line="320" w:lineRule="auto"/>
+      </w:pPr>
+      <w:r>
+        <w:t xml:space="preserve">左、中两根柱体对应"已见省份"的拟合与年份内插能力，右侧柱体为严格留一省外推的中位表现。把这三种协议放在同一张图上，是为了让"模型能用在哪"先于"精度有多高"被读出来。</w:t>
       </w:r>
     </w:p>
     <w:p>
@@ -6978,10 +7003,10 @@
         <w:rPr>
           <w:b/>
         </w:rPr>
-        <w:t xml:space="preserve">把"归因分歧"从缺陷转为产出</w:t>
-      </w:r>
-      <w:r>
-        <w:t xml:space="preserve">：以 SHAP 与 Attention 的近零等级相关（ρ = −0.055）实证跨算法归因的方法论独立性，而非强行拼接一致性结论；</w:t>
+        <w:t xml:space="preserve">把注意力的稳定性边界写进结论</w:t>
+      </w:r>
+      <w:r>
+        <w:t xml:space="preserve">：10 个种子的 Attention Top-3 高度分散，因此只把注意力作为诊断视图，不把单一种子的权重当作政策排序；主归因由可复现的 SHAP 与县级迁移实验承担；</w:t>
       </w:r>
     </w:p>
     <w:p>
